--- a/apps/designer/templates/protocol_template.docx
+++ b/apps/designer/templates/protocol_template.docx
@@ -49,6 +49,11 @@
     <w:p>
       <w:r>
         <w:br w:type="page"/>
+      </w:r>
+    </w:p>
+    <w:p>
+      <w:r>
+        <w:t>{% if output == 'combined' or output == 'synopsis' %}</w:t>
       </w:r>
     </w:p>
     <w:p>
@@ -147,7 +152,17 @@
     </w:p>
     <w:p>
       <w:r>
+        <w:t>{% endif %}</w:t>
+      </w:r>
+    </w:p>
+    <w:p>
+      <w:r>
         <w:br w:type="page"/>
+      </w:r>
+    </w:p>
+    <w:p>
+      <w:r>
+        <w:t>{% if output == 'combined' or output == 'narrative' %}</w:t>
       </w:r>
     </w:p>
     <w:p>
@@ -259,7 +274,17 @@
     </w:p>
     <w:p>
       <w:r>
+        <w:t>{% endif %}</w:t>
+      </w:r>
+    </w:p>
+    <w:p>
+      <w:r>
         <w:br w:type="page"/>
+      </w:r>
+    </w:p>
+    <w:p>
+      <w:r>
+        <w:t>{% if output == 'combined' or output == 'soa' %}</w:t>
       </w:r>
     </w:p>
     <w:p>
@@ -273,6 +298,11 @@
     <w:p>
       <w:r>
         <w:t>{{ soa_subdoc }}</w:t>
+      </w:r>
+    </w:p>
+    <w:p>
+      <w:r>
+        <w:t>{% endif %}</w:t>
       </w:r>
     </w:p>
     <w:sectPr>
